--- a/competition/2_2026第31屆大專校院資訊應用服務創新競賽/上傳報名資料/[資訊應用組]系統概述文件.docx
+++ b/competition/2_2026第31屆大專校院資訊應用服務創新競賽/上傳報名資料/[資訊應用組]系統概述文件.docx
@@ -480,7 +480,7 @@
           <w:sz w:val="28"/>
           <w:szCs w:val="28"/>
         </w:rPr>
-        <w:t>櫃體以SolidWorks繪製，採雷射切割之合板與壓克力組裝；每台以一片ESP32微控制器控制四扇櫃門之電控鎖與TFT顯示螢幕，零件皆可於國內通路取得，單台電子零件約1,455至2,775元，便於複製擴點。</w:t>
+        <w:t>櫃體為合板，壓克力面板與四扇櫃門以SolidWorks繪製並雷射切割；每台以一片ESP32-S3經繼電器控制四扇櫃門之電控鎖與2.8吋TFT螢幕，零件皆可於國內通路取得，單台電子零件約3,209元，便於複製擴點。</w:t>
       </w:r>
     </w:p>
     <w:p>
@@ -1602,7 +1602,7 @@
           <w:sz w:val="28"/>
           <w:szCs w:val="28"/>
         </w:rPr>
-        <w:t>設備高可用與故障備援：伺服器逾15秒未收到書櫃輪詢即視為離線，5分鐘即通知管理員；故障逾2分鐘開放手動回報。以每年停機約28小時估算，妥善率約99.7%，每台年度維護成本約3,755元。</w:t>
+        <w:t>設備高可用與故障備援：伺服器逾15秒未收到書櫃輪詢即視為離線，5分鐘即通知管理員；故障逾2分鐘開放手動回報。以每年停機約28小時估算，妥善率約99.7%，每台年度維護成本約3,765元。</w:t>
       </w:r>
     </w:p>
     <w:p>
@@ -1820,7 +1820,7 @@
           <w:sz w:val="28"/>
           <w:szCs w:val="28"/>
         </w:rPr>
-        <w:t>物聯網硬體：ESP32微控制器、電控鎖與繼電器、240×320 TFT顯示模組及門磁感測器；韌體以C/C++撰寫於Arduino Core for ESP32，電路圖以EasyEDA繪製。</w:t>
+        <w:t>物聯網硬體：ESP32-S3微控制器、電控鎖與繼電器、2.8吋320×240 TFT顯示模組；韌體以C/C++搭配ESP-IDF與PlatformIO撰寫，電路圖以EasyEDA繪製。</w:t>
       </w:r>
     </w:p>
     <w:p>
@@ -2243,7 +2243,7 @@
           <w:sz w:val="28"/>
           <w:szCs w:val="28"/>
         </w:rPr>
-        <w:t>智慧書櫃端：ESP32開發板搭配電控鎖4組、TFT顯示模組，以2.4GHz Wi-Fi經HTTPS連線伺服器；控制板以DC 5V/2A以上穩壓電源、電控鎖以12V 5A電源供電。</w:t>
+        <w:t>智慧書櫃端：ESP32-S3開發板搭配12V電控鎖4組、2.8吋TFT顯示模組，以2.4GHz Wi-Fi經HTTPS連線伺服器；以12V 5A電源供電，並經降壓模組提供控制板5V。</w:t>
       </w:r>
     </w:p>
     <w:p>
